--- a/Assets/GDD.docx
+++ b/Assets/GDD.docx
@@ -436,11 +436,169 @@
     </w:p>
     <w:p>
       <w:pPr>
-        <w:rPr>
-          <w:rFonts w:hint="default"/>
-          <w:lang w:val="ru-RU"/>
-        </w:rPr>
-      </w:pPr>
+        <w:numPr>
+          <w:numId w:val="0"/>
+        </w:numPr>
+        <w:spacing w:after="0"/>
+      </w:pPr>
+    </w:p>
+    <w:p>
+      <w:pPr>
+        <w:numPr>
+          <w:numId w:val="0"/>
+        </w:numPr>
+        <w:spacing w:after="0"/>
+      </w:pPr>
+    </w:p>
+    <w:p>
+      <w:pPr>
+        <w:numPr>
+          <w:numId w:val="0"/>
+        </w:numPr>
+        <w:spacing w:after="0"/>
+      </w:pPr>
+    </w:p>
+    <w:p>
+      <w:pPr>
+        <w:numPr>
+          <w:numId w:val="0"/>
+        </w:numPr>
+        <w:spacing w:after="0"/>
+        <w:jc w:val="center"/>
+        <w:rPr>
+          <w:rFonts w:hint="default" w:ascii="Bahnschrift SemiBold Condensed" w:hAnsi="Bahnschrift SemiBold Condensed" w:eastAsia="Microsoft YaHei" w:cs="Bahnschrift SemiBold Condensed"/>
+          <w:b w:val="0"/>
+          <w:bCs w:val="0"/>
+          <w:i w:val="0"/>
+          <w:iCs w:val="0"/>
+          <w:sz w:val="70"/>
+          <w:szCs w:val="70"/>
+          <w:lang w:val="en-US"/>
+        </w:rPr>
+      </w:pPr>
+      <w:r>
+        <w:rPr>
+          <w:rFonts w:hint="default" w:ascii="Bahnschrift SemiBold Condensed" w:hAnsi="Bahnschrift SemiBold Condensed" w:eastAsia="Microsoft YaHei" w:cs="Bahnschrift SemiBold Condensed"/>
+          <w:b w:val="0"/>
+          <w:bCs w:val="0"/>
+          <w:i w:val="0"/>
+          <w:iCs w:val="0"/>
+          <w:sz w:val="70"/>
+          <w:szCs w:val="70"/>
+          <w:lang w:val="en-US"/>
+        </w:rPr>
+        <w:t>LEVELS</w:t>
+      </w:r>
+    </w:p>
+    <w:p>
+      <w:pPr>
+        <w:pStyle w:val="6"/>
+        <w:keepNext w:val="0"/>
+        <w:keepLines w:val="0"/>
+        <w:widowControl/>
+        <w:suppressLineNumbers w:val="0"/>
+      </w:pPr>
+      <w:r>
+        <w:rPr>
+          <w:rFonts w:hint="default" w:ascii="Bahnschrift SemiBold Condensed" w:hAnsi="Bahnschrift SemiBold Condensed" w:cs="Bahnschrift SemiBold Condensed"/>
+          <w:sz w:val="36"/>
+          <w:szCs w:val="36"/>
+          <w:lang w:val="en-US"/>
+        </w:rPr>
+        <w:t>1)</w:t>
+      </w:r>
+      <w:r>
+        <w:rPr>
+          <w:rStyle w:val="5"/>
+        </w:rPr>
+        <w:t>[СИСТЕМА КОМПЛЕКСА]</w:t>
+      </w:r>
+    </w:p>
+    <w:p>
+      <w:pPr>
+        <w:pStyle w:val="6"/>
+        <w:keepNext w:val="0"/>
+        <w:keepLines w:val="0"/>
+        <w:widowControl/>
+        <w:suppressLineNumbers w:val="0"/>
+      </w:pPr>
+      <w:r>
+        <w:t>Робот активирован. Для доступа к центральному сектору пройди испытание.</w:t>
+      </w:r>
+    </w:p>
+    <w:p>
+      <w:pPr>
+        <w:pStyle w:val="6"/>
+        <w:keepNext w:val="0"/>
+        <w:keepLines w:val="0"/>
+        <w:widowControl/>
+        <w:suppressLineNumbers w:val="0"/>
+      </w:pPr>
+      <w:r>
+        <w:rPr>
+          <w:rStyle w:val="5"/>
+        </w:rPr>
+        <w:t>Цель:</w:t>
+      </w:r>
+      <w:r>
+        <w:t xml:space="preserve"> доберись до оранжевой платформы впереди.</w:t>
+      </w:r>
+    </w:p>
+    <w:p>
+      <w:pPr>
+        <w:pStyle w:val="6"/>
+        <w:keepNext w:val="0"/>
+        <w:keepLines w:val="0"/>
+        <w:widowControl/>
+        <w:suppressLineNumbers w:val="0"/>
+      </w:pPr>
+      <w:r>
+        <w:t>Открой справочник и найди команду движения.</w:t>
+      </w:r>
+    </w:p>
+    <w:p>
+      <w:pPr>
+        <w:pStyle w:val="6"/>
+        <w:keepNext w:val="0"/>
+        <w:keepLines w:val="0"/>
+        <w:widowControl/>
+        <w:suppressLineNumbers w:val="0"/>
+      </w:pPr>
+      <w:r>
+        <w:rPr>
+          <w:rStyle w:val="5"/>
+        </w:rPr>
+        <w:t>[Открыть справочник команд →]</w:t>
+      </w:r>
+    </w:p>
+    <w:p>
+      <w:pPr>
+        <w:rPr>
+          <w:rFonts w:hint="default" w:ascii="Bahnschrift SemiBold Condensed" w:hAnsi="Bahnschrift SemiBold Condensed" w:cs="Bahnschrift SemiBold Condensed"/>
+          <w:sz w:val="36"/>
+          <w:szCs w:val="36"/>
+          <w:lang w:val="en-US"/>
+        </w:rPr>
+      </w:pPr>
+    </w:p>
+    <w:p>
+      <w:pPr>
+        <w:rPr>
+          <w:rFonts w:hint="default" w:ascii="Bahnschrift SemiBold Condensed" w:hAnsi="Bahnschrift SemiBold Condensed" w:cs="Bahnschrift SemiBold Condensed"/>
+          <w:sz w:val="36"/>
+          <w:szCs w:val="36"/>
+          <w:lang w:val="en-US"/>
+        </w:rPr>
+      </w:pPr>
+      <w:r>
+        <w:rPr>
+          <w:rFonts w:hint="default" w:ascii="Bahnschrift SemiBold Condensed" w:hAnsi="Bahnschrift SemiBold Condensed" w:cs="Bahnschrift SemiBold Condensed"/>
+          <w:sz w:val="36"/>
+          <w:szCs w:val="36"/>
+          <w:lang w:val="en-US"/>
+        </w:rPr>
+        <w:t>2)</w:t>
+      </w:r>
       <w:bookmarkStart w:id="0" w:name="_GoBack"/>
       <w:bookmarkEnd w:id="0"/>
     </w:p>
@@ -527,7 +685,7 @@
   <w:docDefaults>
     <w:rPrDefault>
       <w:rPr>
-        <w:rFonts w:asciiTheme="minorHAnsi" w:hAnsiTheme="minorHAnsi" w:eastAsiaTheme="minorEastAsia" w:cstheme="minorBidi"/>
+        <w:rFonts w:ascii="Times New Roman" w:hAnsi="Times New Roman" w:eastAsia="SimSun" w:cs="Times New Roman"/>
       </w:rPr>
     </w:rPrDefault>
     <w:pPrDefault/>
@@ -734,6 +892,31 @@
         <w:right w:w="108" w:type="dxa"/>
       </w:tblCellMar>
     </w:tblPr>
+  </w:style>
+  <w:style w:type="character" w:styleId="5">
+    <w:name w:val="Strong"/>
+    <w:basedOn w:val="3"/>
+    <w:qFormat/>
+    <w:uiPriority w:val="0"/>
+    <w:rPr>
+      <w:b/>
+      <w:bCs/>
+    </w:rPr>
+  </w:style>
+  <w:style w:type="paragraph" w:styleId="6">
+    <w:name w:val="Normal (Web)"/>
+    <w:uiPriority w:val="0"/>
+    <w:pPr>
+      <w:spacing w:before="0" w:beforeAutospacing="1" w:after="0" w:afterAutospacing="1"/>
+      <w:ind w:left="0" w:right="0"/>
+      <w:jc w:val="left"/>
+    </w:pPr>
+    <w:rPr>
+      <w:kern w:val="0"/>
+      <w:sz w:val="24"/>
+      <w:szCs w:val="24"/>
+      <w:lang w:val="en-US" w:eastAsia="zh-CN" w:bidi="ar"/>
+    </w:rPr>
   </w:style>
 </w:styles>
 </file>
